--- a/zht/docx/043.content.docx
+++ b/zht/docx/043.content.docx
@@ -150,26 +150,6 @@
           <w:lang w:val="zh_TW" w:bidi="zh_TW"/>
         </w:rPr>
         <w:t>ju</w:t>
-      </w:r>
-      <w:r>
-        <w:rPr>
-          <w:lang w:val="zh_TW" w:bidi="zh_TW"/>
-        </w:rPr>
-      </w:r>
-    </w:p>
-    <w:p>
-      <w:pPr/>
-      <w:r>
-        <w:rPr>
-          <w:lang w:val="zh_TW" w:bidi="zh_TW"/>
-        </w:rPr>
-      </w:r>
-      <w:r>
-        <w:rPr>
-          <w:i/>
-          <w:lang w:val="zh_TW" w:bidi="zh_TW"/>
-        </w:rPr>
-        <w:t>懼怕人</w:t>
       </w:r>
       <w:r>
         <w:rPr>

--- a/zht/docx/043.content.docx
+++ b/zht/docx/043.content.docx
@@ -19,7 +19,7 @@
         <w:rPr>
           <w:lang w:val="zh_TW" w:bidi="zh_TW"/>
         </w:rPr>
-        <w:t>Resource: Study Notes - Themes (Tyndale)</w:t>
+        <w:t>Resource: Tyndale Open Study Notes</w:t>
       </w:r>
       <w:r>
         <w:rPr>
@@ -112,7 +112,7 @@
         <w:rPr>
           <w:lang w:val="zh_TW" w:bidi="zh_TW"/>
         </w:rPr>
-        <w:t>Study Notes - Themes (Tyndale)</w:t>
+        <w:t>Tyndale Open Study Notes</w:t>
       </w:r>
     </w:p>
     <w:p>

--- a/zht/docx/043.content.docx
+++ b/zht/docx/043.content.docx
@@ -149,7 +149,7 @@
         <w:rPr>
           <w:lang w:val="zh_TW" w:bidi="zh_TW"/>
         </w:rPr>
-        <w:t>ju</w:t>
+        <w:t>jun</w:t>
       </w:r>
       <w:r>
         <w:rPr>
@@ -212,7 +212,7 @@
         <w:rPr>
           <w:lang w:val="zh_TW" w:bidi="zh_TW"/>
         </w:rPr>
-        <w:t>懼怕人</w:t>
+        <w:t>君王詩篇</w:t>
       </w:r>
       <w:r>
         <w:rPr>
@@ -231,7 +231,20 @@
         <w:rPr>
           <w:lang w:val="zh_TW" w:bidi="zh_TW"/>
         </w:rPr>
-        <w:t>神應許，當祂的百姓遭遇敵對時，祂必與他們同在（例如，見</w:t>
+        <w:t>全部</w:t>
+      </w:r>
+      <w:r>
+        <w:rPr>
+          <w:b/>
+          <w:lang w:val="zh_TW" w:bidi="zh_TW"/>
+        </w:rPr>
+        <w:t>君王詩篇</w:t>
+      </w:r>
+      <w:r>
+        <w:rPr>
+          <w:lang w:val="zh_TW" w:bidi="zh_TW"/>
+        </w:rPr>
+        <w:t>（royal psalms）皆提到王、他的統治，以及他與神的關係。多數學者認為</w:t>
       </w:r>
       <w:hyperlink r:id="rId13">
         <w:r>
@@ -242,14 +255,14 @@
             <w:color w:val="0000EE"/>
             <w:u w:val="single"/>
           </w:rPr>
-          <w:t>申20:1–4</w:t>
+          <w:t>詩篇二</w:t>
         </w:r>
       </w:hyperlink>
       <w:r>
         <w:rPr>
           <w:lang w:val="zh_TW" w:bidi="zh_TW"/>
         </w:rPr>
-        <w:t>；</w:t>
+        <w:t>、</w:t>
       </w:r>
       <w:hyperlink r:id="rId14">
         <w:r>
@@ -260,14 +273,14 @@
             <w:color w:val="0000EE"/>
             <w:u w:val="single"/>
           </w:rPr>
-          <w:t>書1:9</w:t>
+          <w:t>十八</w:t>
         </w:r>
       </w:hyperlink>
       <w:r>
         <w:rPr>
           <w:lang w:val="zh_TW" w:bidi="zh_TW"/>
         </w:rPr>
-        <w:t>）。只要他們忠心於神，就沒有理由懼怕別人。以色列的歷史證明了這一點（見</w:t>
+        <w:t>、</w:t>
       </w:r>
       <w:hyperlink r:id="rId15">
         <w:r>
@@ -278,14 +291,14 @@
             <w:color w:val="0000EE"/>
             <w:u w:val="single"/>
           </w:rPr>
-          <w:t>出14:10–31</w:t>
+          <w:t>二十</w:t>
         </w:r>
       </w:hyperlink>
       <w:r>
         <w:rPr>
           <w:lang w:val="zh_TW" w:bidi="zh_TW"/>
         </w:rPr>
-        <w:t>；</w:t>
+        <w:t>、</w:t>
       </w:r>
       <w:hyperlink r:id="rId16">
         <w:r>
@@ -296,14 +309,14 @@
             <w:color w:val="0000EE"/>
             <w:u w:val="single"/>
           </w:rPr>
-          <w:t>書10:9–14</w:t>
+          <w:t>二十一</w:t>
         </w:r>
       </w:hyperlink>
       <w:r>
         <w:rPr>
           <w:lang w:val="zh_TW" w:bidi="zh_TW"/>
         </w:rPr>
-        <w:t>）。然而，若有人轉向別處尋求平安與保障，神就不再是他們的「聖所」，反而會成為「絆腳的石頭」（</w:t>
+        <w:t>、</w:t>
       </w:r>
       <w:hyperlink r:id="rId17">
         <w:r>
@@ -314,28 +327,14 @@
             <w:color w:val="0000EE"/>
             <w:u w:val="single"/>
           </w:rPr>
-          <w:t>賽8:14</w:t>
+          <w:t>四十五</w:t>
         </w:r>
       </w:hyperlink>
       <w:r>
         <w:rPr>
           <w:lang w:val="zh_TW" w:bidi="zh_TW"/>
         </w:rPr>
-        <w:t>）。</w:t>
-      </w:r>
-    </w:p>
-    <w:p>
-      <w:pPr/>
-      <w:r>
-        <w:rPr>
-          <w:lang w:val="zh_TW" w:bidi="zh_TW"/>
-        </w:rPr>
-      </w:r>
-      <w:r>
-        <w:rPr>
-          <w:lang w:val="zh_TW" w:bidi="zh_TW"/>
-        </w:rPr>
-        <w:t>在猶大王亞哈斯掌權期間，他聽見亞蘭和以色列聯手要攻擊他時，心中極其恐懼（</w:t>
+        <w:t>、</w:t>
       </w:r>
       <w:hyperlink r:id="rId18">
         <w:r>
@@ -346,14 +345,14 @@
             <w:color w:val="0000EE"/>
             <w:u w:val="single"/>
           </w:rPr>
-          <w:t>賽7:2</w:t>
+          <w:t>六十一</w:t>
         </w:r>
       </w:hyperlink>
       <w:r>
         <w:rPr>
           <w:lang w:val="zh_TW" w:bidi="zh_TW"/>
         </w:rPr>
-        <w:t>）。耶和華勸他要有信心，因為有憑著信心才能得祂保護（</w:t>
+        <w:t>、</w:t>
       </w:r>
       <w:hyperlink r:id="rId19">
         <w:r>
@@ -364,14 +363,14 @@
             <w:color w:val="0000EE"/>
             <w:u w:val="single"/>
           </w:rPr>
-          <w:t>7:9</w:t>
+          <w:t>七十二</w:t>
         </w:r>
       </w:hyperlink>
       <w:r>
         <w:rPr>
           <w:lang w:val="zh_TW" w:bidi="zh_TW"/>
         </w:rPr>
-        <w:t>）。但亞哈斯選擇不信靠神，反而倚靠亞述的幫助。這一決定使耶和華成了他和整個以色列、猶大的「圈套和網羅」（</w:t>
+        <w:t>、</w:t>
       </w:r>
       <w:hyperlink r:id="rId20">
         <w:r>
@@ -382,28 +381,14 @@
             <w:color w:val="0000EE"/>
             <w:u w:val="single"/>
           </w:rPr>
-          <w:t>8:11–15</w:t>
+          <w:t>八十九</w:t>
         </w:r>
       </w:hyperlink>
       <w:r>
         <w:rPr>
           <w:lang w:val="zh_TW" w:bidi="zh_TW"/>
         </w:rPr>
-        <w:t>）。</w:t>
-      </w:r>
-    </w:p>
-    <w:p>
-      <w:pPr/>
-      <w:r>
-        <w:rPr>
-          <w:lang w:val="zh_TW" w:bidi="zh_TW"/>
-        </w:rPr>
-      </w:r>
-      <w:r>
-        <w:rPr>
-          <w:lang w:val="zh_TW" w:bidi="zh_TW"/>
-        </w:rPr>
-        <w:t>先知以賽亞的信息特意指出信心與懼怕之間的差別。亞哈斯王是懼怕的代表；希西家王則是不完全信心的例子（</w:t>
+        <w:t>、</w:t>
       </w:r>
       <w:hyperlink r:id="rId21">
         <w:r>
@@ -414,14 +399,14 @@
             <w:color w:val="0000EE"/>
             <w:u w:val="single"/>
           </w:rPr>
-          <w:t>賽37章</w:t>
+          <w:t>一○一</w:t>
         </w:r>
       </w:hyperlink>
       <w:r>
         <w:rPr>
           <w:lang w:val="zh_TW" w:bidi="zh_TW"/>
         </w:rPr>
-        <w:t>）；以賽亞本人是較好的信心榜樣（</w:t>
+        <w:t>、</w:t>
       </w:r>
       <w:hyperlink r:id="rId22">
         <w:r>
@@ -432,14 +417,26 @@
             <w:color w:val="0000EE"/>
             <w:u w:val="single"/>
           </w:rPr>
-          <w:t>8</w:t>
+          <w:t>一一</w:t>
         </w:r>
       </w:hyperlink>
-      <w:r>
-        <w:rPr>
-          <w:lang w:val="zh_TW" w:bidi="zh_TW"/>
-        </w:rPr>
-        <w:t>章）。最後，最完美的信心榜樣，是神的「僕人」（</w:t>
+      <w:hyperlink r:id="rId21">
+        <w:r>
+          <w:rPr>
+            <w:lang w:val="zh_TW" w:bidi="zh_TW"/>
+          </w:rPr>
+          <w:rPr>
+            <w:color w:val="0000EE"/>
+            <w:u w:val="single"/>
+          </w:rPr>
+          <w:t>○</w:t>
+        </w:r>
+      </w:hyperlink>
+      <w:r>
+        <w:rPr>
+          <w:lang w:val="zh_TW" w:bidi="zh_TW"/>
+        </w:rPr>
+        <w:t>、</w:t>
       </w:r>
       <w:hyperlink r:id="rId23">
         <w:r>
@@ -450,7 +447,7 @@
             <w:color w:val="0000EE"/>
             <w:u w:val="single"/>
           </w:rPr>
-          <w:t>42:1–7，</w:t>
+          <w:t>一三二和</w:t>
         </w:r>
       </w:hyperlink>
       <w:hyperlink r:id="rId24">
@@ -462,14 +459,14 @@
             <w:color w:val="0000EE"/>
             <w:u w:val="single"/>
           </w:rPr>
-          <w:t>50:4–7</w:t>
+          <w:t>一四四篇</w:t>
         </w:r>
       </w:hyperlink>
       <w:r>
         <w:rPr>
           <w:lang w:val="zh_TW" w:bidi="zh_TW"/>
         </w:rPr>
-        <w:t>）。</w:t>
+        <w:t>屬於君王詩篇。</w:t>
       </w:r>
     </w:p>
     <w:p>
@@ -483,7 +480,25 @@
         <w:rPr>
           <w:lang w:val="zh_TW" w:bidi="zh_TW"/>
         </w:rPr>
-        <w:t>耶穌教導祂的門徒，不要懼怕那些威脅他們，甚至想殺害他們的人（</w:t>
+        <w:t>君王詩篇是建立在對神統治的信心之上（見</w:t>
+      </w:r>
+      <w:hyperlink r:id="rId13">
+        <w:r>
+          <w:rPr>
+            <w:lang w:val="zh_TW" w:bidi="zh_TW"/>
+          </w:rPr>
+          <w:rPr>
+            <w:color w:val="0000EE"/>
+            <w:u w:val="single"/>
+          </w:rPr>
+          <w:t>詩2篇</w:t>
+        </w:r>
+      </w:hyperlink>
+      <w:r>
+        <w:rPr>
+          <w:lang w:val="zh_TW" w:bidi="zh_TW"/>
+        </w:rPr>
+        <w:t>）。大衛家族中的每一位王（即大衛王朝）都是彌賽亞的代表（messianic agent），象徵神的統治。大衛後裔的王是神的代表，有責任實踐公義、公平、信實與和平（</w:t>
       </w:r>
       <w:hyperlink r:id="rId25">
         <w:r>
@@ -494,25 +509,7 @@
             <w:color w:val="0000EE"/>
             <w:u w:val="single"/>
           </w:rPr>
-          <w:t>太10:26–31</w:t>
-        </w:r>
-      </w:hyperlink>
-      <w:r>
-        <w:rPr>
-          <w:lang w:val="zh_TW" w:bidi="zh_TW"/>
-        </w:rPr>
-        <w:t>）。神顧念每一隻麻雀，甚至連人的頭髮都數過；神必須信靠祂的人同在。歷世歷代的基督徒都顯出這樣的信心，即使為信仰而面對死亡，也不懼怕人的作為（見</w:t>
-      </w:r>
-      <w:hyperlink r:id="rId26">
-        <w:r>
-          <w:rPr>
-            <w:lang w:val="zh_TW" w:bidi="zh_TW"/>
-          </w:rPr>
-          <w:rPr>
-            <w:color w:val="0000EE"/>
-            <w:u w:val="single"/>
-          </w:rPr>
-          <w:t>徒6:8–7:60</w:t>
+          <w:t>詩72:1–3</w:t>
         </w:r>
       </w:hyperlink>
       <w:r>
@@ -533,7 +530,25 @@
         <w:rPr>
           <w:lang w:val="zh_TW" w:bidi="zh_TW"/>
         </w:rPr>
-        <w:t>那些未曾完全委身於神的人，會懼怕他人，但那些信靠耶和華的人，能勝過懼怕，因他們明白：人的敵對只是暫時的，而神的權能卻是永恆的。</w:t>
+        <w:t>君王詩篇表達了大衛王朝的盼望與理想。由於這王朝後來的敗壞與失敗，它似乎走向終結（</w:t>
+      </w:r>
+      <w:hyperlink r:id="rId26">
+        <w:r>
+          <w:rPr>
+            <w:lang w:val="zh_TW" w:bidi="zh_TW"/>
+          </w:rPr>
+          <w:rPr>
+            <w:color w:val="0000EE"/>
+            <w:u w:val="single"/>
+          </w:rPr>
+          <w:t>詩89:38–45</w:t>
+        </w:r>
+      </w:hyperlink>
+      <w:r>
+        <w:rPr>
+          <w:lang w:val="zh_TW" w:bidi="zh_TW"/>
+        </w:rPr>
+        <w:t>）。然而，人們仍然盼望未來那位，出自大衛家族、以受膏者的身分統治百姓的王。君王詩篇正延續了這份期待，盼望有一位完全順服的王，延續大衛的王朝，並帶來衪統治下應有的永恆祝福。</w:t>
       </w:r>
     </w:p>
     <w:p>
@@ -545,10 +560,27 @@
       </w:r>
       <w:r>
         <w:rPr>
-          <w:u w:val="single"/>
-          <w:lang w:val="zh_TW" w:bidi="zh_TW"/>
-        </w:rPr>
-        <w:t>進深研究的經文段落</w:t>
+          <w:lang w:val="zh_TW" w:bidi="zh_TW"/>
+        </w:rPr>
+        <w:t>從這個角度來看，君王詩篇也可被視為彌賽亞詩篇，因為它們表達了人們對那位大衛後裔、理想的王──基督的盼望。耶穌曾說，詩篇的作者所指的就是祂自己（</w:t>
+      </w:r>
+      <w:hyperlink r:id="rId27">
+        <w:r>
+          <w:rPr>
+            <w:lang w:val="zh_TW" w:bidi="zh_TW"/>
+          </w:rPr>
+          <w:rPr>
+            <w:color w:val="0000EE"/>
+            <w:u w:val="single"/>
+          </w:rPr>
+          <w:t>路24:44</w:t>
+        </w:r>
+      </w:hyperlink>
+      <w:r>
+        <w:rPr>
+          <w:lang w:val="zh_TW" w:bidi="zh_TW"/>
+        </w:rPr>
+        <w:t>）。其他新約書卷的作者也證實耶穌就是彌賽亞（神所揀選的那一位）。</w:t>
       </w:r>
     </w:p>
     <w:p>
@@ -558,7 +590,25 @@
           <w:lang w:val="zh_TW" w:bidi="zh_TW"/>
         </w:rPr>
       </w:r>
-      <w:hyperlink r:id="rId27">
+      <w:r>
+        <w:rPr>
+          <w:lang w:val="zh_TW" w:bidi="zh_TW"/>
+        </w:rPr>
+        <w:t>以下是幾首與基督最有關連的詩篇：</w:t>
+      </w:r>
+    </w:p>
+    <w:p>
+      <w:pPr>
+        <w:pStyle w:val="ListBullet"/>
+        <w:spacing w:line="240" w:lineRule="auto"/>
+        <w:ind w:left="720"/>
+      </w:pPr>
+      <w:r>
+        <w:rPr>
+          <w:lang w:val="zh_TW" w:bidi="zh_TW"/>
+        </w:rPr>
+      </w:r>
+      <w:hyperlink r:id="rId13">
         <w:r>
           <w:rPr>
             <w:lang w:val="zh_TW" w:bidi="zh_TW"/>
@@ -567,9 +617,15 @@
             <w:color w:val="0000EE"/>
             <w:u w:val="single"/>
           </w:rPr>
-          <w:t>民14:1–12，</w:t>
+          <w:t>詩篇二篇</w:t>
         </w:r>
       </w:hyperlink>
+      <w:r>
+        <w:rPr>
+          <w:lang w:val="zh_TW" w:bidi="zh_TW"/>
+        </w:rPr>
+        <w:t>原本是關於以色列王的詩歌，主角是大衛的後裔，但其中所描繪的卻全地得勝與統治，超越大衛與所羅門時代（見</w:t>
+      </w:r>
       <w:hyperlink r:id="rId28">
         <w:r>
           <w:rPr>
@@ -579,7 +635,7 @@
             <w:color w:val="0000EE"/>
             <w:u w:val="single"/>
           </w:rPr>
-          <w:t>21:34–35</w:t>
+          <w:t>徒13:33</w:t>
         </w:r>
       </w:hyperlink>
       <w:r>
@@ -588,6 +644,319 @@
         </w:rPr>
         <w:t>；</w:t>
       </w:r>
+      <w:hyperlink r:id="rId29">
+        <w:r>
+          <w:rPr>
+            <w:lang w:val="zh_TW" w:bidi="zh_TW"/>
+          </w:rPr>
+          <w:rPr>
+            <w:color w:val="0000EE"/>
+            <w:u w:val="single"/>
+          </w:rPr>
+          <w:t>來1:5</w:t>
+        </w:r>
+      </w:hyperlink>
+      <w:r>
+        <w:rPr>
+          <w:lang w:val="zh_TW" w:bidi="zh_TW"/>
+        </w:rPr>
+        <w:t>，</w:t>
+      </w:r>
+      <w:hyperlink r:id="rId30">
+        <w:r>
+          <w:rPr>
+            <w:lang w:val="zh_TW" w:bidi="zh_TW"/>
+          </w:rPr>
+          <w:rPr>
+            <w:color w:val="0000EE"/>
+            <w:u w:val="single"/>
+          </w:rPr>
+          <w:t>5:5</w:t>
+        </w:r>
+      </w:hyperlink>
+      <w:r>
+        <w:rPr>
+          <w:lang w:val="zh_TW" w:bidi="zh_TW"/>
+        </w:rPr>
+        <w:t>）。</w:t>
+      </w:r>
+    </w:p>
+    <w:p>
+      <w:pPr>
+        <w:pStyle w:val="ListBullet"/>
+        <w:spacing w:line="240" w:lineRule="auto"/>
+        <w:ind w:left="720"/>
+      </w:pPr>
+      <w:r>
+        <w:rPr>
+          <w:lang w:val="zh_TW" w:bidi="zh_TW"/>
+        </w:rPr>
+      </w:r>
+      <w:hyperlink r:id="rId17">
+        <w:r>
+          <w:rPr>
+            <w:lang w:val="zh_TW" w:bidi="zh_TW"/>
+          </w:rPr>
+          <w:rPr>
+            <w:color w:val="0000EE"/>
+            <w:u w:val="single"/>
+          </w:rPr>
+          <w:t>詩篇四十五篇</w:t>
+        </w:r>
+      </w:hyperlink>
+      <w:r>
+        <w:rPr>
+          <w:lang w:val="zh_TW" w:bidi="zh_TW"/>
+        </w:rPr>
+        <w:t>是為王室婚禮所寫的詩，主角可能是所羅門，也可能是另一位大衛的後裔。詩中同樣提到一個長久的國度（</w:t>
+      </w:r>
+      <w:hyperlink r:id="rId31">
+        <w:r>
+          <w:rPr>
+            <w:lang w:val="zh_TW" w:bidi="zh_TW"/>
+          </w:rPr>
+          <w:rPr>
+            <w:color w:val="0000EE"/>
+            <w:u w:val="single"/>
+          </w:rPr>
+          <w:t>45:6</w:t>
+        </w:r>
+      </w:hyperlink>
+      <w:r>
+        <w:rPr>
+          <w:lang w:val="zh_TW" w:bidi="zh_TW"/>
+        </w:rPr>
+        <w:t>）。</w:t>
+      </w:r>
+    </w:p>
+    <w:p>
+      <w:pPr>
+        <w:pStyle w:val="ListBullet"/>
+        <w:spacing w:line="240" w:lineRule="auto"/>
+        <w:ind w:left="720"/>
+      </w:pPr>
+      <w:r>
+        <w:rPr>
+          <w:lang w:val="zh_TW" w:bidi="zh_TW"/>
+        </w:rPr>
+      </w:r>
+      <w:hyperlink r:id="rId22">
+        <w:r>
+          <w:rPr>
+            <w:lang w:val="zh_TW" w:bidi="zh_TW"/>
+          </w:rPr>
+          <w:rPr>
+            <w:color w:val="0000EE"/>
+            <w:u w:val="single"/>
+          </w:rPr>
+          <w:t>詩篇一一○篇</w:t>
+        </w:r>
+      </w:hyperlink>
+      <w:r>
+        <w:rPr>
+          <w:lang w:val="zh_TW" w:bidi="zh_TW"/>
+        </w:rPr>
+        <w:t>則是新約中引用最多次、關於基督的彌賽亞詩篇（見</w:t>
+      </w:r>
+      <w:hyperlink r:id="rId32">
+        <w:r>
+          <w:rPr>
+            <w:lang w:val="zh_TW" w:bidi="zh_TW"/>
+          </w:rPr>
+          <w:rPr>
+            <w:color w:val="0000EE"/>
+            <w:u w:val="single"/>
+          </w:rPr>
+          <w:t>太22:43–45</w:t>
+        </w:r>
+      </w:hyperlink>
+      <w:r>
+        <w:rPr>
+          <w:lang w:val="zh_TW" w:bidi="zh_TW"/>
+        </w:rPr>
+        <w:t>；</w:t>
+      </w:r>
+      <w:hyperlink r:id="rId33">
+        <w:r>
+          <w:rPr>
+            <w:lang w:val="zh_TW" w:bidi="zh_TW"/>
+          </w:rPr>
+          <w:rPr>
+            <w:color w:val="0000EE"/>
+            <w:u w:val="single"/>
+          </w:rPr>
+          <w:t>徒2:34–35</w:t>
+        </w:r>
+      </w:hyperlink>
+      <w:r>
+        <w:rPr>
+          <w:lang w:val="zh_TW" w:bidi="zh_TW"/>
+        </w:rPr>
+        <w:t>；</w:t>
+      </w:r>
+      <w:hyperlink r:id="rId34">
+        <w:r>
+          <w:rPr>
+            <w:lang w:val="zh_TW" w:bidi="zh_TW"/>
+          </w:rPr>
+          <w:rPr>
+            <w:color w:val="0000EE"/>
+            <w:u w:val="single"/>
+          </w:rPr>
+          <w:t>來1:13</w:t>
+        </w:r>
+      </w:hyperlink>
+      <w:r>
+        <w:rPr>
+          <w:lang w:val="zh_TW" w:bidi="zh_TW"/>
+        </w:rPr>
+        <w:t>，</w:t>
+      </w:r>
+      <w:hyperlink r:id="rId35">
+        <w:r>
+          <w:rPr>
+            <w:lang w:val="zh_TW" w:bidi="zh_TW"/>
+          </w:rPr>
+          <w:rPr>
+            <w:color w:val="0000EE"/>
+            <w:u w:val="single"/>
+          </w:rPr>
+          <w:t>5:5–10</w:t>
+        </w:r>
+      </w:hyperlink>
+      <w:r>
+        <w:rPr>
+          <w:lang w:val="zh_TW" w:bidi="zh_TW"/>
+        </w:rPr>
+        <w:t>，</w:t>
+      </w:r>
+      <w:hyperlink r:id="rId36">
+        <w:r>
+          <w:rPr>
+            <w:lang w:val="zh_TW" w:bidi="zh_TW"/>
+          </w:rPr>
+          <w:rPr>
+            <w:color w:val="0000EE"/>
+            <w:u w:val="single"/>
+          </w:rPr>
+          <w:t>6:20</w:t>
+        </w:r>
+      </w:hyperlink>
+      <w:r>
+        <w:rPr>
+          <w:lang w:val="zh_TW" w:bidi="zh_TW"/>
+        </w:rPr>
+        <w:t>，</w:t>
+      </w:r>
+      <w:hyperlink r:id="rId37">
+        <w:r>
+          <w:rPr>
+            <w:lang w:val="zh_TW" w:bidi="zh_TW"/>
+          </w:rPr>
+          <w:rPr>
+            <w:color w:val="0000EE"/>
+            <w:u w:val="single"/>
+          </w:rPr>
+          <w:t>7:21</w:t>
+        </w:r>
+      </w:hyperlink>
+      <w:r>
+        <w:rPr>
+          <w:lang w:val="zh_TW" w:bidi="zh_TW"/>
+        </w:rPr>
+        <w:t>）。其中蘊含許多重要元素，是後來被理解為預言彌賽亞的，這些元素描述了大衛及他後裔的特權、普世的得勝，以及永恆的君尊祭司職分。</w:t>
+      </w:r>
+    </w:p>
+    <w:p>
+      <w:pPr/>
+      <w:r>
+        <w:rPr>
+          <w:lang w:val="zh_TW" w:bidi="zh_TW"/>
+        </w:rPr>
+      </w:r>
+      <w:r>
+        <w:rPr>
+          <w:lang w:val="zh_TW" w:bidi="zh_TW"/>
+        </w:rPr>
+        <w:t>這樣的論述若不在耶穌身上應驗，就可能會顯得誇張或令人誤解。天使是站立在神面前的（見</w:t>
+      </w:r>
+      <w:hyperlink r:id="rId38">
+        <w:r>
+          <w:rPr>
+            <w:lang w:val="zh_TW" w:bidi="zh_TW"/>
+          </w:rPr>
+          <w:rPr>
+            <w:color w:val="0000EE"/>
+            <w:u w:val="single"/>
+          </w:rPr>
+          <w:t>路1:19</w:t>
+        </w:r>
+      </w:hyperlink>
+      <w:r>
+        <w:rPr>
+          <w:lang w:val="zh_TW" w:bidi="zh_TW"/>
+        </w:rPr>
+        <w:t>），但基督是神的兒子，是坐在神的「右邊」，擁有治理萬有的權柄與尊榮（</w:t>
+      </w:r>
+      <w:hyperlink r:id="rId34">
+        <w:r>
+          <w:rPr>
+            <w:lang w:val="zh_TW" w:bidi="zh_TW"/>
+          </w:rPr>
+          <w:rPr>
+            <w:color w:val="0000EE"/>
+            <w:u w:val="single"/>
+          </w:rPr>
+          <w:t>來1:13</w:t>
+        </w:r>
+      </w:hyperlink>
+      <w:r>
+        <w:rPr>
+          <w:lang w:val="zh_TW" w:bidi="zh_TW"/>
+        </w:rPr>
+        <w:t>）。</w:t>
+      </w:r>
+    </w:p>
+    <w:p>
+      <w:pPr/>
+      <w:r>
+        <w:rPr>
+          <w:lang w:val="zh_TW" w:bidi="zh_TW"/>
+        </w:rPr>
+      </w:r>
+      <w:r>
+        <w:rPr>
+          <w:u w:val="single"/>
+          <w:lang w:val="zh_TW" w:bidi="zh_TW"/>
+        </w:rPr>
+        <w:t>進深研究的經文段落</w:t>
+      </w:r>
+    </w:p>
+    <w:p>
+      <w:pPr/>
+      <w:r>
+        <w:rPr>
+          <w:lang w:val="zh_TW" w:bidi="zh_TW"/>
+        </w:rPr>
+      </w:r>
+      <w:hyperlink r:id="rId13">
+        <w:r>
+          <w:rPr>
+            <w:lang w:val="zh_TW" w:bidi="zh_TW"/>
+          </w:rPr>
+          <w:rPr>
+            <w:color w:val="0000EE"/>
+            <w:u w:val="single"/>
+          </w:rPr>
+          <w:t>詩2</w:t>
+        </w:r>
+      </w:hyperlink>
+      <w:r>
+        <w:rPr>
+          <w:lang w:val="zh_TW" w:bidi="zh_TW"/>
+        </w:rPr>
+        <w:t>，</w:t>
+      </w:r>
       <w:hyperlink r:id="rId14">
         <w:r>
           <w:rPr>
@@ -597,13 +966,229 @@
             <w:color w:val="0000EE"/>
             <w:u w:val="single"/>
           </w:rPr>
-          <w:t>書1:9</w:t>
+          <w:t>18</w:t>
         </w:r>
       </w:hyperlink>
       <w:r>
         <w:rPr>
           <w:lang w:val="zh_TW" w:bidi="zh_TW"/>
         </w:rPr>
+        <w:t>，</w:t>
+      </w:r>
+      <w:hyperlink r:id="rId15">
+        <w:r>
+          <w:rPr>
+            <w:lang w:val="zh_TW" w:bidi="zh_TW"/>
+          </w:rPr>
+          <w:rPr>
+            <w:color w:val="0000EE"/>
+            <w:u w:val="single"/>
+          </w:rPr>
+          <w:t>20</w:t>
+        </w:r>
+      </w:hyperlink>
+      <w:r>
+        <w:rPr>
+          <w:lang w:val="zh_TW" w:bidi="zh_TW"/>
+        </w:rPr>
+        <w:t>，</w:t>
+      </w:r>
+      <w:hyperlink r:id="rId16">
+        <w:r>
+          <w:rPr>
+            <w:lang w:val="zh_TW" w:bidi="zh_TW"/>
+          </w:rPr>
+          <w:rPr>
+            <w:color w:val="0000EE"/>
+            <w:u w:val="single"/>
+          </w:rPr>
+          <w:t>21</w:t>
+        </w:r>
+      </w:hyperlink>
+      <w:r>
+        <w:rPr>
+          <w:lang w:val="zh_TW" w:bidi="zh_TW"/>
+        </w:rPr>
+        <w:t>，</w:t>
+      </w:r>
+      <w:hyperlink r:id="rId17">
+        <w:r>
+          <w:rPr>
+            <w:lang w:val="zh_TW" w:bidi="zh_TW"/>
+          </w:rPr>
+          <w:rPr>
+            <w:color w:val="0000EE"/>
+            <w:u w:val="single"/>
+          </w:rPr>
+          <w:t>45</w:t>
+        </w:r>
+      </w:hyperlink>
+      <w:r>
+        <w:rPr>
+          <w:lang w:val="zh_TW" w:bidi="zh_TW"/>
+        </w:rPr>
+        <w:t>，</w:t>
+      </w:r>
+      <w:hyperlink r:id="rId18">
+        <w:r>
+          <w:rPr>
+            <w:lang w:val="zh_TW" w:bidi="zh_TW"/>
+          </w:rPr>
+          <w:rPr>
+            <w:color w:val="0000EE"/>
+            <w:u w:val="single"/>
+          </w:rPr>
+          <w:t>61</w:t>
+        </w:r>
+      </w:hyperlink>
+      <w:r>
+        <w:rPr>
+          <w:lang w:val="zh_TW" w:bidi="zh_TW"/>
+        </w:rPr>
+        <w:t>，</w:t>
+      </w:r>
+      <w:hyperlink r:id="rId19">
+        <w:r>
+          <w:rPr>
+            <w:lang w:val="zh_TW" w:bidi="zh_TW"/>
+          </w:rPr>
+          <w:rPr>
+            <w:color w:val="0000EE"/>
+            <w:u w:val="single"/>
+          </w:rPr>
+          <w:t>72</w:t>
+        </w:r>
+      </w:hyperlink>
+      <w:r>
+        <w:rPr>
+          <w:lang w:val="zh_TW" w:bidi="zh_TW"/>
+        </w:rPr>
+        <w:t>，</w:t>
+      </w:r>
+      <w:hyperlink r:id="rId20">
+        <w:r>
+          <w:rPr>
+            <w:lang w:val="zh_TW" w:bidi="zh_TW"/>
+          </w:rPr>
+          <w:rPr>
+            <w:color w:val="0000EE"/>
+            <w:u w:val="single"/>
+          </w:rPr>
+          <w:t>89</w:t>
+        </w:r>
+      </w:hyperlink>
+      <w:r>
+        <w:rPr>
+          <w:lang w:val="zh_TW" w:bidi="zh_TW"/>
+        </w:rPr>
+        <w:t>，</w:t>
+      </w:r>
+      <w:hyperlink r:id="rId21">
+        <w:r>
+          <w:rPr>
+            <w:lang w:val="zh_TW" w:bidi="zh_TW"/>
+          </w:rPr>
+          <w:rPr>
+            <w:color w:val="0000EE"/>
+            <w:u w:val="single"/>
+          </w:rPr>
+          <w:t>101</w:t>
+        </w:r>
+      </w:hyperlink>
+      <w:r>
+        <w:rPr>
+          <w:lang w:val="zh_TW" w:bidi="zh_TW"/>
+        </w:rPr>
+        <w:t>，</w:t>
+      </w:r>
+      <w:hyperlink r:id="rId22">
+        <w:r>
+          <w:rPr>
+            <w:lang w:val="zh_TW" w:bidi="zh_TW"/>
+          </w:rPr>
+          <w:rPr>
+            <w:color w:val="0000EE"/>
+            <w:u w:val="single"/>
+          </w:rPr>
+          <w:t>110</w:t>
+        </w:r>
+      </w:hyperlink>
+      <w:r>
+        <w:rPr>
+          <w:lang w:val="zh_TW" w:bidi="zh_TW"/>
+        </w:rPr>
+        <w:t>，</w:t>
+      </w:r>
+      <w:hyperlink r:id="rId23">
+        <w:r>
+          <w:rPr>
+            <w:lang w:val="zh_TW" w:bidi="zh_TW"/>
+          </w:rPr>
+          <w:rPr>
+            <w:color w:val="0000EE"/>
+            <w:u w:val="single"/>
+          </w:rPr>
+          <w:t>132</w:t>
+        </w:r>
+      </w:hyperlink>
+      <w:r>
+        <w:rPr>
+          <w:lang w:val="zh_TW" w:bidi="zh_TW"/>
+        </w:rPr>
+        <w:t>，</w:t>
+      </w:r>
+      <w:hyperlink r:id="rId24">
+        <w:r>
+          <w:rPr>
+            <w:lang w:val="zh_TW" w:bidi="zh_TW"/>
+          </w:rPr>
+          <w:rPr>
+            <w:color w:val="0000EE"/>
+            <w:u w:val="single"/>
+          </w:rPr>
+          <w:t>144</w:t>
+        </w:r>
+      </w:hyperlink>
+      <w:r>
+        <w:rPr>
+          <w:lang w:val="zh_TW" w:bidi="zh_TW"/>
+        </w:rPr>
+        <w:t>；</w:t>
+      </w:r>
+      <w:hyperlink r:id="rId33">
+        <w:r>
+          <w:rPr>
+            <w:lang w:val="zh_TW" w:bidi="zh_TW"/>
+          </w:rPr>
+          <w:rPr>
+            <w:color w:val="0000EE"/>
+            <w:u w:val="single"/>
+          </w:rPr>
+          <w:t>徒2:34–35</w:t>
+        </w:r>
+      </w:hyperlink>
+      <w:r>
+        <w:rPr>
+          <w:lang w:val="zh_TW" w:bidi="zh_TW"/>
+        </w:rPr>
+        <w:t>，</w:t>
+      </w:r>
+      <w:hyperlink r:id="rId28">
+        <w:r>
+          <w:rPr>
+            <w:lang w:val="zh_TW" w:bidi="zh_TW"/>
+          </w:rPr>
+          <w:rPr>
+            <w:color w:val="0000EE"/>
+            <w:u w:val="single"/>
+          </w:rPr>
+          <w:t>13:33</w:t>
+        </w:r>
+      </w:hyperlink>
+      <w:r>
+        <w:rPr>
+          <w:lang w:val="zh_TW" w:bidi="zh_TW"/>
+        </w:rPr>
         <w:t>；</w:t>
       </w:r>
       <w:hyperlink r:id="rId29">
@@ -615,16 +1200,16 @@
             <w:color w:val="0000EE"/>
             <w:u w:val="single"/>
           </w:rPr>
-          <w:t>王下16:5–18</w:t>
+          <w:t>來1:5</w:t>
         </w:r>
       </w:hyperlink>
       <w:r>
         <w:rPr>
           <w:lang w:val="zh_TW" w:bidi="zh_TW"/>
         </w:rPr>
-        <w:t>；</w:t>
-      </w:r>
-      <w:hyperlink r:id="rId30">
+        <w:t>、</w:t>
+      </w:r>
+      <w:hyperlink r:id="rId34">
         <w:r>
           <w:rPr>
             <w:lang w:val="zh_TW" w:bidi="zh_TW"/>
@@ -633,16 +1218,16 @@
             <w:color w:val="0000EE"/>
             <w:u w:val="single"/>
           </w:rPr>
-          <w:t>代下28:16–23</w:t>
+          <w:t>13</w:t>
         </w:r>
       </w:hyperlink>
       <w:r>
         <w:rPr>
           <w:lang w:val="zh_TW" w:bidi="zh_TW"/>
         </w:rPr>
-        <w:t>；</w:t>
-      </w:r>
-      <w:hyperlink r:id="rId31">
+        <w:t>，</w:t>
+      </w:r>
+      <w:hyperlink r:id="rId35">
         <w:r>
           <w:rPr>
             <w:lang w:val="zh_TW" w:bidi="zh_TW"/>
@@ -651,151 +1236,7 @@
             <w:color w:val="0000EE"/>
             <w:u w:val="single"/>
           </w:rPr>
-          <w:t>詩23:4</w:t>
-        </w:r>
-      </w:hyperlink>
-      <w:r>
-        <w:rPr>
-          <w:lang w:val="zh_TW" w:bidi="zh_TW"/>
-        </w:rPr>
-        <w:t>；</w:t>
-      </w:r>
-      <w:hyperlink r:id="rId32">
-        <w:r>
-          <w:rPr>
-            <w:lang w:val="zh_TW" w:bidi="zh_TW"/>
-          </w:rPr>
-          <w:rPr>
-            <w:color w:val="0000EE"/>
-            <w:u w:val="single"/>
-          </w:rPr>
-          <w:t>箴29:25</w:t>
-        </w:r>
-      </w:hyperlink>
-      <w:r>
-        <w:rPr>
-          <w:lang w:val="zh_TW" w:bidi="zh_TW"/>
-        </w:rPr>
-        <w:t>；</w:t>
-      </w:r>
-      <w:hyperlink r:id="rId33">
-        <w:r>
-          <w:rPr>
-            <w:lang w:val="zh_TW" w:bidi="zh_TW"/>
-          </w:rPr>
-          <w:rPr>
-            <w:color w:val="0000EE"/>
-            <w:u w:val="single"/>
-          </w:rPr>
-          <w:t>賽7:1–25，</w:t>
-        </w:r>
-      </w:hyperlink>
-      <w:hyperlink r:id="rId34">
-        <w:r>
-          <w:rPr>
-            <w:lang w:val="zh_TW" w:bidi="zh_TW"/>
-          </w:rPr>
-          <w:rPr>
-            <w:color w:val="0000EE"/>
-            <w:u w:val="single"/>
-          </w:rPr>
-          <w:t>41:10，</w:t>
-        </w:r>
-      </w:hyperlink>
-      <w:hyperlink r:id="rId35">
-        <w:r>
-          <w:rPr>
-            <w:lang w:val="zh_TW" w:bidi="zh_TW"/>
-          </w:rPr>
-          <w:rPr>
-            <w:color w:val="0000EE"/>
-            <w:u w:val="single"/>
-          </w:rPr>
-          <w:t>51:7–8</w:t>
-        </w:r>
-      </w:hyperlink>
-      <w:r>
-        <w:rPr>
-          <w:lang w:val="zh_TW" w:bidi="zh_TW"/>
-        </w:rPr>
-        <w:t>、</w:t>
-      </w:r>
-      <w:hyperlink r:id="rId36">
-        <w:r>
-          <w:rPr>
-            <w:lang w:val="zh_TW" w:bidi="zh_TW"/>
-          </w:rPr>
-          <w:rPr>
-            <w:color w:val="0000EE"/>
-            <w:u w:val="single"/>
-          </w:rPr>
-          <w:t>12–13，</w:t>
-        </w:r>
-      </w:hyperlink>
-      <w:hyperlink r:id="rId37">
-        <w:r>
-          <w:rPr>
-            <w:lang w:val="zh_TW" w:bidi="zh_TW"/>
-          </w:rPr>
-          <w:rPr>
-            <w:color w:val="0000EE"/>
-            <w:u w:val="single"/>
-          </w:rPr>
-          <w:t>54:4，</w:t>
-        </w:r>
-      </w:hyperlink>
-      <w:hyperlink r:id="rId38">
-        <w:r>
-          <w:rPr>
-            <w:lang w:val="zh_TW" w:bidi="zh_TW"/>
-          </w:rPr>
-          <w:rPr>
-            <w:color w:val="0000EE"/>
-            <w:u w:val="single"/>
-          </w:rPr>
-          <w:t>57:11</w:t>
-        </w:r>
-      </w:hyperlink>
-      <w:r>
-        <w:rPr>
-          <w:lang w:val="zh_TW" w:bidi="zh_TW"/>
-        </w:rPr>
-        <w:t>；</w:t>
-      </w:r>
-      <w:hyperlink r:id="rId39">
-        <w:r>
-          <w:rPr>
-            <w:lang w:val="zh_TW" w:bidi="zh_TW"/>
-          </w:rPr>
-          <w:rPr>
-            <w:color w:val="0000EE"/>
-            <w:u w:val="single"/>
-          </w:rPr>
-          <w:t>耶10:5，</w:t>
-        </w:r>
-      </w:hyperlink>
-      <w:hyperlink r:id="rId40">
-        <w:r>
-          <w:rPr>
-            <w:lang w:val="zh_TW" w:bidi="zh_TW"/>
-          </w:rPr>
-          <w:rPr>
-            <w:color w:val="0000EE"/>
-            <w:u w:val="single"/>
-          </w:rPr>
-          <w:t>30:10，</w:t>
-        </w:r>
-      </w:hyperlink>
-      <w:hyperlink r:id="rId41">
-        <w:r>
-          <w:rPr>
-            <w:lang w:val="zh_TW" w:bidi="zh_TW"/>
-          </w:rPr>
-          <w:rPr>
-            <w:color w:val="0000EE"/>
-            <w:u w:val="single"/>
-          </w:rPr>
-          <w:t>46:27–28</w:t>
+          <w:t>5:5–10</w:t>
         </w:r>
       </w:hyperlink>
       <w:r>

--- a/zht/docx/043.content.docx
+++ b/zht/docx/043.content.docx
@@ -19,7 +19,7 @@
         <w:rPr>
           <w:lang w:val="zh_TW" w:bidi="zh_TW"/>
         </w:rPr>
-        <w:t>Resource: Tyndale Open Study Notes</w:t>
+        <w:t>Resource: Aquifer Open Study Notes (Themes)</w:t>
       </w:r>
       <w:r>
         <w:rPr>
@@ -112,7 +112,7 @@
         <w:rPr>
           <w:lang w:val="zh_TW" w:bidi="zh_TW"/>
         </w:rPr>
-        <w:t>Tyndale Open Study Notes</w:t>
+        <w:t>Aquifer Open Study Notes (Themes)</w:t>
       </w:r>
     </w:p>
     <w:p>

--- a/zht/docx/043.content.docx
+++ b/zht/docx/043.content.docx
@@ -246,222 +246,144 @@
         </w:rPr>
         <w:t>（royal psalms）皆提到王、他的統治，以及他與神的關係。多數學者認為</w:t>
       </w:r>
-      <w:hyperlink r:id="rId13">
-        <w:r>
-          <w:rPr>
-            <w:lang w:val="zh_TW" w:bidi="zh_TW"/>
-          </w:rPr>
-          <w:rPr>
-            <w:color w:val="0000EE"/>
-            <w:u w:val="single"/>
-          </w:rPr>
-          <w:t>詩篇二</w:t>
-        </w:r>
-      </w:hyperlink>
+      <w:r>
+        <w:rPr>
+          <w:lang w:val="zh_TW" w:bidi="zh_TW"/>
+        </w:rPr>
+        <w:t>詩篇二</w:t>
+      </w:r>
       <w:r>
         <w:rPr>
           <w:lang w:val="zh_TW" w:bidi="zh_TW"/>
         </w:rPr>
         <w:t>、</w:t>
       </w:r>
-      <w:hyperlink r:id="rId14">
-        <w:r>
-          <w:rPr>
-            <w:lang w:val="zh_TW" w:bidi="zh_TW"/>
-          </w:rPr>
-          <w:rPr>
-            <w:color w:val="0000EE"/>
-            <w:u w:val="single"/>
-          </w:rPr>
-          <w:t>十八</w:t>
-        </w:r>
-      </w:hyperlink>
+      <w:r>
+        <w:rPr>
+          <w:lang w:val="zh_TW" w:bidi="zh_TW"/>
+        </w:rPr>
+        <w:t>十八</w:t>
+      </w:r>
       <w:r>
         <w:rPr>
           <w:lang w:val="zh_TW" w:bidi="zh_TW"/>
         </w:rPr>
         <w:t>、</w:t>
       </w:r>
-      <w:hyperlink r:id="rId15">
-        <w:r>
-          <w:rPr>
-            <w:lang w:val="zh_TW" w:bidi="zh_TW"/>
-          </w:rPr>
-          <w:rPr>
-            <w:color w:val="0000EE"/>
-            <w:u w:val="single"/>
-          </w:rPr>
-          <w:t>二十</w:t>
-        </w:r>
-      </w:hyperlink>
+      <w:r>
+        <w:rPr>
+          <w:lang w:val="zh_TW" w:bidi="zh_TW"/>
+        </w:rPr>
+        <w:t>二十</w:t>
+      </w:r>
       <w:r>
         <w:rPr>
           <w:lang w:val="zh_TW" w:bidi="zh_TW"/>
         </w:rPr>
         <w:t>、</w:t>
       </w:r>
-      <w:hyperlink r:id="rId16">
-        <w:r>
-          <w:rPr>
-            <w:lang w:val="zh_TW" w:bidi="zh_TW"/>
-          </w:rPr>
-          <w:rPr>
-            <w:color w:val="0000EE"/>
-            <w:u w:val="single"/>
-          </w:rPr>
-          <w:t>二十一</w:t>
-        </w:r>
-      </w:hyperlink>
+      <w:r>
+        <w:rPr>
+          <w:lang w:val="zh_TW" w:bidi="zh_TW"/>
+        </w:rPr>
+        <w:t>二十一</w:t>
+      </w:r>
       <w:r>
         <w:rPr>
           <w:lang w:val="zh_TW" w:bidi="zh_TW"/>
         </w:rPr>
         <w:t>、</w:t>
       </w:r>
-      <w:hyperlink r:id="rId17">
-        <w:r>
-          <w:rPr>
-            <w:lang w:val="zh_TW" w:bidi="zh_TW"/>
-          </w:rPr>
-          <w:rPr>
-            <w:color w:val="0000EE"/>
-            <w:u w:val="single"/>
-          </w:rPr>
-          <w:t>四十五</w:t>
-        </w:r>
-      </w:hyperlink>
+      <w:r>
+        <w:rPr>
+          <w:lang w:val="zh_TW" w:bidi="zh_TW"/>
+        </w:rPr>
+        <w:t>四十五</w:t>
+      </w:r>
       <w:r>
         <w:rPr>
           <w:lang w:val="zh_TW" w:bidi="zh_TW"/>
         </w:rPr>
         <w:t>、</w:t>
       </w:r>
-      <w:hyperlink r:id="rId18">
-        <w:r>
-          <w:rPr>
-            <w:lang w:val="zh_TW" w:bidi="zh_TW"/>
-          </w:rPr>
-          <w:rPr>
-            <w:color w:val="0000EE"/>
-            <w:u w:val="single"/>
-          </w:rPr>
-          <w:t>六十一</w:t>
-        </w:r>
-      </w:hyperlink>
+      <w:r>
+        <w:rPr>
+          <w:lang w:val="zh_TW" w:bidi="zh_TW"/>
+        </w:rPr>
+        <w:t>六十一</w:t>
+      </w:r>
       <w:r>
         <w:rPr>
           <w:lang w:val="zh_TW" w:bidi="zh_TW"/>
         </w:rPr>
         <w:t>、</w:t>
       </w:r>
-      <w:hyperlink r:id="rId19">
-        <w:r>
-          <w:rPr>
-            <w:lang w:val="zh_TW" w:bidi="zh_TW"/>
-          </w:rPr>
-          <w:rPr>
-            <w:color w:val="0000EE"/>
-            <w:u w:val="single"/>
-          </w:rPr>
-          <w:t>七十二</w:t>
-        </w:r>
-      </w:hyperlink>
+      <w:r>
+        <w:rPr>
+          <w:lang w:val="zh_TW" w:bidi="zh_TW"/>
+        </w:rPr>
+        <w:t>七十二</w:t>
+      </w:r>
       <w:r>
         <w:rPr>
           <w:lang w:val="zh_TW" w:bidi="zh_TW"/>
         </w:rPr>
         <w:t>、</w:t>
       </w:r>
-      <w:hyperlink r:id="rId20">
-        <w:r>
-          <w:rPr>
-            <w:lang w:val="zh_TW" w:bidi="zh_TW"/>
-          </w:rPr>
-          <w:rPr>
-            <w:color w:val="0000EE"/>
-            <w:u w:val="single"/>
-          </w:rPr>
-          <w:t>八十九</w:t>
-        </w:r>
-      </w:hyperlink>
+      <w:r>
+        <w:rPr>
+          <w:lang w:val="zh_TW" w:bidi="zh_TW"/>
+        </w:rPr>
+        <w:t>八十九</w:t>
+      </w:r>
       <w:r>
         <w:rPr>
           <w:lang w:val="zh_TW" w:bidi="zh_TW"/>
         </w:rPr>
         <w:t>、</w:t>
       </w:r>
-      <w:hyperlink r:id="rId21">
-        <w:r>
-          <w:rPr>
-            <w:lang w:val="zh_TW" w:bidi="zh_TW"/>
-          </w:rPr>
-          <w:rPr>
-            <w:color w:val="0000EE"/>
-            <w:u w:val="single"/>
-          </w:rPr>
-          <w:t>一○一</w:t>
-        </w:r>
-      </w:hyperlink>
+      <w:r>
+        <w:rPr>
+          <w:lang w:val="zh_TW" w:bidi="zh_TW"/>
+        </w:rPr>
+        <w:t>一○一</w:t>
+      </w:r>
       <w:r>
         <w:rPr>
           <w:lang w:val="zh_TW" w:bidi="zh_TW"/>
         </w:rPr>
         <w:t>、</w:t>
       </w:r>
-      <w:hyperlink r:id="rId22">
-        <w:r>
-          <w:rPr>
-            <w:lang w:val="zh_TW" w:bidi="zh_TW"/>
-          </w:rPr>
-          <w:rPr>
-            <w:color w:val="0000EE"/>
-            <w:u w:val="single"/>
-          </w:rPr>
-          <w:t>一一</w:t>
-        </w:r>
-      </w:hyperlink>
-      <w:hyperlink r:id="rId21">
-        <w:r>
-          <w:rPr>
-            <w:lang w:val="zh_TW" w:bidi="zh_TW"/>
-          </w:rPr>
-          <w:rPr>
-            <w:color w:val="0000EE"/>
-            <w:u w:val="single"/>
-          </w:rPr>
-          <w:t>○</w:t>
-        </w:r>
-      </w:hyperlink>
+      <w:r>
+        <w:rPr>
+          <w:lang w:val="zh_TW" w:bidi="zh_TW"/>
+        </w:rPr>
+        <w:t>一一</w:t>
+      </w:r>
+      <w:r>
+        <w:rPr>
+          <w:lang w:val="zh_TW" w:bidi="zh_TW"/>
+        </w:rPr>
+        <w:t>○</w:t>
+      </w:r>
       <w:r>
         <w:rPr>
           <w:lang w:val="zh_TW" w:bidi="zh_TW"/>
         </w:rPr>
         <w:t>、</w:t>
       </w:r>
-      <w:hyperlink r:id="rId23">
-        <w:r>
-          <w:rPr>
-            <w:lang w:val="zh_TW" w:bidi="zh_TW"/>
-          </w:rPr>
-          <w:rPr>
-            <w:color w:val="0000EE"/>
-            <w:u w:val="single"/>
-          </w:rPr>
-          <w:t>一三二和</w:t>
-        </w:r>
-      </w:hyperlink>
-      <w:hyperlink r:id="rId24">
-        <w:r>
-          <w:rPr>
-            <w:lang w:val="zh_TW" w:bidi="zh_TW"/>
-          </w:rPr>
-          <w:rPr>
-            <w:color w:val="0000EE"/>
-            <w:u w:val="single"/>
-          </w:rPr>
-          <w:t>一四四篇</w:t>
-        </w:r>
-      </w:hyperlink>
+      <w:r>
+        <w:rPr>
+          <w:lang w:val="zh_TW" w:bidi="zh_TW"/>
+        </w:rPr>
+        <w:t>一三二和</w:t>
+      </w:r>
+      <w:r>
+        <w:rPr>
+          <w:lang w:val="zh_TW" w:bidi="zh_TW"/>
+        </w:rPr>
+        <w:t>一四四篇</w:t>
+      </w:r>
       <w:r>
         <w:rPr>
           <w:lang w:val="zh_TW" w:bidi="zh_TW"/>
@@ -482,36 +404,24 @@
         </w:rPr>
         <w:t>君王詩篇是建立在對神統治的信心之上（見</w:t>
       </w:r>
-      <w:hyperlink r:id="rId13">
-        <w:r>
-          <w:rPr>
-            <w:lang w:val="zh_TW" w:bidi="zh_TW"/>
-          </w:rPr>
-          <w:rPr>
-            <w:color w:val="0000EE"/>
-            <w:u w:val="single"/>
-          </w:rPr>
-          <w:t>詩2篇</w:t>
-        </w:r>
-      </w:hyperlink>
+      <w:r>
+        <w:rPr>
+          <w:lang w:val="zh_TW" w:bidi="zh_TW"/>
+        </w:rPr>
+        <w:t>詩2篇</w:t>
+      </w:r>
       <w:r>
         <w:rPr>
           <w:lang w:val="zh_TW" w:bidi="zh_TW"/>
         </w:rPr>
         <w:t>）。大衛家族中的每一位王（即大衛王朝）都是彌賽亞的代表（messianic agent），象徵神的統治。大衛後裔的王是神的代表，有責任實踐公義、公平、信實與和平（</w:t>
       </w:r>
-      <w:hyperlink r:id="rId25">
-        <w:r>
-          <w:rPr>
-            <w:lang w:val="zh_TW" w:bidi="zh_TW"/>
-          </w:rPr>
-          <w:rPr>
-            <w:color w:val="0000EE"/>
-            <w:u w:val="single"/>
-          </w:rPr>
-          <w:t>詩72:1–3</w:t>
-        </w:r>
-      </w:hyperlink>
+      <w:r>
+        <w:rPr>
+          <w:lang w:val="zh_TW" w:bidi="zh_TW"/>
+        </w:rPr>
+        <w:t>詩72:1–3</w:t>
+      </w:r>
       <w:r>
         <w:rPr>
           <w:lang w:val="zh_TW" w:bidi="zh_TW"/>
@@ -532,18 +442,12 @@
         </w:rPr>
         <w:t>君王詩篇表達了大衛王朝的盼望與理想。由於這王朝後來的敗壞與失敗，它似乎走向終結（</w:t>
       </w:r>
-      <w:hyperlink r:id="rId26">
-        <w:r>
-          <w:rPr>
-            <w:lang w:val="zh_TW" w:bidi="zh_TW"/>
-          </w:rPr>
-          <w:rPr>
-            <w:color w:val="0000EE"/>
-            <w:u w:val="single"/>
-          </w:rPr>
-          <w:t>詩89:38–45</w:t>
-        </w:r>
-      </w:hyperlink>
+      <w:r>
+        <w:rPr>
+          <w:lang w:val="zh_TW" w:bidi="zh_TW"/>
+        </w:rPr>
+        <w:t>詩89:38–45</w:t>
+      </w:r>
       <w:r>
         <w:rPr>
           <w:lang w:val="zh_TW" w:bidi="zh_TW"/>
@@ -564,18 +468,12 @@
         </w:rPr>
         <w:t>從這個角度來看，君王詩篇也可被視為彌賽亞詩篇，因為它們表達了人們對那位大衛後裔、理想的王──基督的盼望。耶穌曾說，詩篇的作者所指的就是祂自己（</w:t>
       </w:r>
-      <w:hyperlink r:id="rId27">
-        <w:r>
-          <w:rPr>
-            <w:lang w:val="zh_TW" w:bidi="zh_TW"/>
-          </w:rPr>
-          <w:rPr>
-            <w:color w:val="0000EE"/>
-            <w:u w:val="single"/>
-          </w:rPr>
-          <w:t>路24:44</w:t>
-        </w:r>
-      </w:hyperlink>
+      <w:r>
+        <w:rPr>
+          <w:lang w:val="zh_TW" w:bidi="zh_TW"/>
+        </w:rPr>
+        <w:t>路24:44</w:t>
+      </w:r>
       <w:r>
         <w:rPr>
           <w:lang w:val="zh_TW" w:bidi="zh_TW"/>
@@ -608,72 +506,48 @@
           <w:lang w:val="zh_TW" w:bidi="zh_TW"/>
         </w:rPr>
       </w:r>
-      <w:hyperlink r:id="rId13">
-        <w:r>
-          <w:rPr>
-            <w:lang w:val="zh_TW" w:bidi="zh_TW"/>
-          </w:rPr>
-          <w:rPr>
-            <w:color w:val="0000EE"/>
-            <w:u w:val="single"/>
-          </w:rPr>
-          <w:t>詩篇二篇</w:t>
-        </w:r>
-      </w:hyperlink>
+      <w:r>
+        <w:rPr>
+          <w:lang w:val="zh_TW" w:bidi="zh_TW"/>
+        </w:rPr>
+        <w:t>詩篇二篇</w:t>
+      </w:r>
       <w:r>
         <w:rPr>
           <w:lang w:val="zh_TW" w:bidi="zh_TW"/>
         </w:rPr>
         <w:t>原本是關於以色列王的詩歌，主角是大衛的後裔，但其中所描繪的卻全地得勝與統治，超越大衛與所羅門時代（見</w:t>
       </w:r>
-      <w:hyperlink r:id="rId28">
-        <w:r>
-          <w:rPr>
-            <w:lang w:val="zh_TW" w:bidi="zh_TW"/>
-          </w:rPr>
-          <w:rPr>
-            <w:color w:val="0000EE"/>
-            <w:u w:val="single"/>
-          </w:rPr>
-          <w:t>徒13:33</w:t>
-        </w:r>
-      </w:hyperlink>
+      <w:r>
+        <w:rPr>
+          <w:lang w:val="zh_TW" w:bidi="zh_TW"/>
+        </w:rPr>
+        <w:t>徒13:33</w:t>
+      </w:r>
       <w:r>
         <w:rPr>
           <w:lang w:val="zh_TW" w:bidi="zh_TW"/>
         </w:rPr>
         <w:t>；</w:t>
       </w:r>
-      <w:hyperlink r:id="rId29">
-        <w:r>
-          <w:rPr>
-            <w:lang w:val="zh_TW" w:bidi="zh_TW"/>
-          </w:rPr>
-          <w:rPr>
-            <w:color w:val="0000EE"/>
-            <w:u w:val="single"/>
-          </w:rPr>
-          <w:t>來1:5</w:t>
-        </w:r>
-      </w:hyperlink>
+      <w:r>
+        <w:rPr>
+          <w:lang w:val="zh_TW" w:bidi="zh_TW"/>
+        </w:rPr>
+        <w:t>來1:5</w:t>
+      </w:r>
       <w:r>
         <w:rPr>
           <w:lang w:val="zh_TW" w:bidi="zh_TW"/>
         </w:rPr>
         <w:t>，</w:t>
       </w:r>
-      <w:hyperlink r:id="rId30">
-        <w:r>
-          <w:rPr>
-            <w:lang w:val="zh_TW" w:bidi="zh_TW"/>
-          </w:rPr>
-          <w:rPr>
-            <w:color w:val="0000EE"/>
-            <w:u w:val="single"/>
-          </w:rPr>
-          <w:t>5:5</w:t>
-        </w:r>
-      </w:hyperlink>
+      <w:r>
+        <w:rPr>
+          <w:lang w:val="zh_TW" w:bidi="zh_TW"/>
+        </w:rPr>
+        <w:t>5:5</w:t>
+      </w:r>
       <w:r>
         <w:rPr>
           <w:lang w:val="zh_TW" w:bidi="zh_TW"/>
@@ -692,36 +566,24 @@
           <w:lang w:val="zh_TW" w:bidi="zh_TW"/>
         </w:rPr>
       </w:r>
-      <w:hyperlink r:id="rId17">
-        <w:r>
-          <w:rPr>
-            <w:lang w:val="zh_TW" w:bidi="zh_TW"/>
-          </w:rPr>
-          <w:rPr>
-            <w:color w:val="0000EE"/>
-            <w:u w:val="single"/>
-          </w:rPr>
-          <w:t>詩篇四十五篇</w:t>
-        </w:r>
-      </w:hyperlink>
+      <w:r>
+        <w:rPr>
+          <w:lang w:val="zh_TW" w:bidi="zh_TW"/>
+        </w:rPr>
+        <w:t>詩篇四十五篇</w:t>
+      </w:r>
       <w:r>
         <w:rPr>
           <w:lang w:val="zh_TW" w:bidi="zh_TW"/>
         </w:rPr>
         <w:t>是為王室婚禮所寫的詩，主角可能是所羅門，也可能是另一位大衛的後裔。詩中同樣提到一個長久的國度（</w:t>
       </w:r>
-      <w:hyperlink r:id="rId31">
-        <w:r>
-          <w:rPr>
-            <w:lang w:val="zh_TW" w:bidi="zh_TW"/>
-          </w:rPr>
-          <w:rPr>
-            <w:color w:val="0000EE"/>
-            <w:u w:val="single"/>
-          </w:rPr>
-          <w:t>45:6</w:t>
-        </w:r>
-      </w:hyperlink>
+      <w:r>
+        <w:rPr>
+          <w:lang w:val="zh_TW" w:bidi="zh_TW"/>
+        </w:rPr>
+        <w:t>45:6</w:t>
+      </w:r>
       <w:r>
         <w:rPr>
           <w:lang w:val="zh_TW" w:bidi="zh_TW"/>
@@ -740,126 +602,84 @@
           <w:lang w:val="zh_TW" w:bidi="zh_TW"/>
         </w:rPr>
       </w:r>
-      <w:hyperlink r:id="rId22">
-        <w:r>
-          <w:rPr>
-            <w:lang w:val="zh_TW" w:bidi="zh_TW"/>
-          </w:rPr>
-          <w:rPr>
-            <w:color w:val="0000EE"/>
-            <w:u w:val="single"/>
-          </w:rPr>
-          <w:t>詩篇一一○篇</w:t>
-        </w:r>
-      </w:hyperlink>
+      <w:r>
+        <w:rPr>
+          <w:lang w:val="zh_TW" w:bidi="zh_TW"/>
+        </w:rPr>
+        <w:t>詩篇一一○篇</w:t>
+      </w:r>
       <w:r>
         <w:rPr>
           <w:lang w:val="zh_TW" w:bidi="zh_TW"/>
         </w:rPr>
         <w:t>則是新約中引用最多次、關於基督的彌賽亞詩篇（見</w:t>
       </w:r>
-      <w:hyperlink r:id="rId32">
-        <w:r>
-          <w:rPr>
-            <w:lang w:val="zh_TW" w:bidi="zh_TW"/>
-          </w:rPr>
-          <w:rPr>
-            <w:color w:val="0000EE"/>
-            <w:u w:val="single"/>
-          </w:rPr>
-          <w:t>太22:43–45</w:t>
-        </w:r>
-      </w:hyperlink>
+      <w:r>
+        <w:rPr>
+          <w:lang w:val="zh_TW" w:bidi="zh_TW"/>
+        </w:rPr>
+        <w:t>太22:43–45</w:t>
+      </w:r>
       <w:r>
         <w:rPr>
           <w:lang w:val="zh_TW" w:bidi="zh_TW"/>
         </w:rPr>
         <w:t>；</w:t>
       </w:r>
-      <w:hyperlink r:id="rId33">
-        <w:r>
-          <w:rPr>
-            <w:lang w:val="zh_TW" w:bidi="zh_TW"/>
-          </w:rPr>
-          <w:rPr>
-            <w:color w:val="0000EE"/>
-            <w:u w:val="single"/>
-          </w:rPr>
-          <w:t>徒2:34–35</w:t>
-        </w:r>
-      </w:hyperlink>
+      <w:r>
+        <w:rPr>
+          <w:lang w:val="zh_TW" w:bidi="zh_TW"/>
+        </w:rPr>
+        <w:t>徒2:34–35</w:t>
+      </w:r>
       <w:r>
         <w:rPr>
           <w:lang w:val="zh_TW" w:bidi="zh_TW"/>
         </w:rPr>
         <w:t>；</w:t>
       </w:r>
-      <w:hyperlink r:id="rId34">
-        <w:r>
-          <w:rPr>
-            <w:lang w:val="zh_TW" w:bidi="zh_TW"/>
-          </w:rPr>
-          <w:rPr>
-            <w:color w:val="0000EE"/>
-            <w:u w:val="single"/>
-          </w:rPr>
-          <w:t>來1:13</w:t>
-        </w:r>
-      </w:hyperlink>
+      <w:r>
+        <w:rPr>
+          <w:lang w:val="zh_TW" w:bidi="zh_TW"/>
+        </w:rPr>
+        <w:t>來1:13</w:t>
+      </w:r>
       <w:r>
         <w:rPr>
           <w:lang w:val="zh_TW" w:bidi="zh_TW"/>
         </w:rPr>
         <w:t>，</w:t>
       </w:r>
-      <w:hyperlink r:id="rId35">
-        <w:r>
-          <w:rPr>
-            <w:lang w:val="zh_TW" w:bidi="zh_TW"/>
-          </w:rPr>
-          <w:rPr>
-            <w:color w:val="0000EE"/>
-            <w:u w:val="single"/>
-          </w:rPr>
-          <w:t>5:5–10</w:t>
-        </w:r>
-      </w:hyperlink>
+      <w:r>
+        <w:rPr>
+          <w:lang w:val="zh_TW" w:bidi="zh_TW"/>
+        </w:rPr>
+        <w:t>5:5–10</w:t>
+      </w:r>
       <w:r>
         <w:rPr>
           <w:lang w:val="zh_TW" w:bidi="zh_TW"/>
         </w:rPr>
         <w:t>，</w:t>
       </w:r>
-      <w:hyperlink r:id="rId36">
-        <w:r>
-          <w:rPr>
-            <w:lang w:val="zh_TW" w:bidi="zh_TW"/>
-          </w:rPr>
-          <w:rPr>
-            <w:color w:val="0000EE"/>
-            <w:u w:val="single"/>
-          </w:rPr>
-          <w:t>6:20</w:t>
-        </w:r>
-      </w:hyperlink>
+      <w:r>
+        <w:rPr>
+          <w:lang w:val="zh_TW" w:bidi="zh_TW"/>
+        </w:rPr>
+        <w:t>6:20</w:t>
+      </w:r>
       <w:r>
         <w:rPr>
           <w:lang w:val="zh_TW" w:bidi="zh_TW"/>
         </w:rPr>
         <w:t>，</w:t>
       </w:r>
-      <w:hyperlink r:id="rId37">
-        <w:r>
-          <w:rPr>
-            <w:lang w:val="zh_TW" w:bidi="zh_TW"/>
-          </w:rPr>
-          <w:rPr>
-            <w:color w:val="0000EE"/>
-            <w:u w:val="single"/>
-          </w:rPr>
-          <w:t>7:21</w:t>
-        </w:r>
-      </w:hyperlink>
+      <w:r>
+        <w:rPr>
+          <w:lang w:val="zh_TW" w:bidi="zh_TW"/>
+        </w:rPr>
+        <w:t>7:21</w:t>
+      </w:r>
       <w:r>
         <w:rPr>
           <w:lang w:val="zh_TW" w:bidi="zh_TW"/>
@@ -880,36 +700,24 @@
         </w:rPr>
         <w:t>這樣的論述若不在耶穌身上應驗，就可能會顯得誇張或令人誤解。天使是站立在神面前的（見</w:t>
       </w:r>
-      <w:hyperlink r:id="rId38">
-        <w:r>
-          <w:rPr>
-            <w:lang w:val="zh_TW" w:bidi="zh_TW"/>
-          </w:rPr>
-          <w:rPr>
-            <w:color w:val="0000EE"/>
-            <w:u w:val="single"/>
-          </w:rPr>
-          <w:t>路1:19</w:t>
-        </w:r>
-      </w:hyperlink>
+      <w:r>
+        <w:rPr>
+          <w:lang w:val="zh_TW" w:bidi="zh_TW"/>
+        </w:rPr>
+        <w:t>路1:19</w:t>
+      </w:r>
       <w:r>
         <w:rPr>
           <w:lang w:val="zh_TW" w:bidi="zh_TW"/>
         </w:rPr>
         <w:t>），但基督是神的兒子，是坐在神的「右邊」，擁有治理萬有的權柄與尊榮（</w:t>
       </w:r>
-      <w:hyperlink r:id="rId34">
-        <w:r>
-          <w:rPr>
-            <w:lang w:val="zh_TW" w:bidi="zh_TW"/>
-          </w:rPr>
-          <w:rPr>
-            <w:color w:val="0000EE"/>
-            <w:u w:val="single"/>
-          </w:rPr>
-          <w:t>來1:13</w:t>
-        </w:r>
-      </w:hyperlink>
+      <w:r>
+        <w:rPr>
+          <w:lang w:val="zh_TW" w:bidi="zh_TW"/>
+        </w:rPr>
+        <w:t>來1:13</w:t>
+      </w:r>
       <w:r>
         <w:rPr>
           <w:lang w:val="zh_TW" w:bidi="zh_TW"/>
@@ -939,306 +747,204 @@
           <w:lang w:val="zh_TW" w:bidi="zh_TW"/>
         </w:rPr>
       </w:r>
-      <w:hyperlink r:id="rId13">
-        <w:r>
-          <w:rPr>
-            <w:lang w:val="zh_TW" w:bidi="zh_TW"/>
-          </w:rPr>
-          <w:rPr>
-            <w:color w:val="0000EE"/>
-            <w:u w:val="single"/>
-          </w:rPr>
-          <w:t>詩2</w:t>
-        </w:r>
-      </w:hyperlink>
+      <w:r>
+        <w:rPr>
+          <w:lang w:val="zh_TW" w:bidi="zh_TW"/>
+        </w:rPr>
+        <w:t>詩2</w:t>
+      </w:r>
       <w:r>
         <w:rPr>
           <w:lang w:val="zh_TW" w:bidi="zh_TW"/>
         </w:rPr>
         <w:t>，</w:t>
       </w:r>
-      <w:hyperlink r:id="rId14">
-        <w:r>
-          <w:rPr>
-            <w:lang w:val="zh_TW" w:bidi="zh_TW"/>
-          </w:rPr>
-          <w:rPr>
-            <w:color w:val="0000EE"/>
-            <w:u w:val="single"/>
-          </w:rPr>
-          <w:t>18</w:t>
-        </w:r>
-      </w:hyperlink>
+      <w:r>
+        <w:rPr>
+          <w:lang w:val="zh_TW" w:bidi="zh_TW"/>
+        </w:rPr>
+        <w:t>18</w:t>
+      </w:r>
       <w:r>
         <w:rPr>
           <w:lang w:val="zh_TW" w:bidi="zh_TW"/>
         </w:rPr>
         <w:t>，</w:t>
       </w:r>
-      <w:hyperlink r:id="rId15">
-        <w:r>
-          <w:rPr>
-            <w:lang w:val="zh_TW" w:bidi="zh_TW"/>
-          </w:rPr>
-          <w:rPr>
-            <w:color w:val="0000EE"/>
-            <w:u w:val="single"/>
-          </w:rPr>
-          <w:t>20</w:t>
-        </w:r>
-      </w:hyperlink>
+      <w:r>
+        <w:rPr>
+          <w:lang w:val="zh_TW" w:bidi="zh_TW"/>
+        </w:rPr>
+        <w:t>20</w:t>
+      </w:r>
       <w:r>
         <w:rPr>
           <w:lang w:val="zh_TW" w:bidi="zh_TW"/>
         </w:rPr>
         <w:t>，</w:t>
       </w:r>
-      <w:hyperlink r:id="rId16">
-        <w:r>
-          <w:rPr>
-            <w:lang w:val="zh_TW" w:bidi="zh_TW"/>
-          </w:rPr>
-          <w:rPr>
-            <w:color w:val="0000EE"/>
-            <w:u w:val="single"/>
-          </w:rPr>
-          <w:t>21</w:t>
-        </w:r>
-      </w:hyperlink>
+      <w:r>
+        <w:rPr>
+          <w:lang w:val="zh_TW" w:bidi="zh_TW"/>
+        </w:rPr>
+        <w:t>21</w:t>
+      </w:r>
       <w:r>
         <w:rPr>
           <w:lang w:val="zh_TW" w:bidi="zh_TW"/>
         </w:rPr>
         <w:t>，</w:t>
       </w:r>
-      <w:hyperlink r:id="rId17">
-        <w:r>
-          <w:rPr>
-            <w:lang w:val="zh_TW" w:bidi="zh_TW"/>
-          </w:rPr>
-          <w:rPr>
-            <w:color w:val="0000EE"/>
-            <w:u w:val="single"/>
-          </w:rPr>
-          <w:t>45</w:t>
-        </w:r>
-      </w:hyperlink>
+      <w:r>
+        <w:rPr>
+          <w:lang w:val="zh_TW" w:bidi="zh_TW"/>
+        </w:rPr>
+        <w:t>45</w:t>
+      </w:r>
       <w:r>
         <w:rPr>
           <w:lang w:val="zh_TW" w:bidi="zh_TW"/>
         </w:rPr>
         <w:t>，</w:t>
       </w:r>
-      <w:hyperlink r:id="rId18">
-        <w:r>
-          <w:rPr>
-            <w:lang w:val="zh_TW" w:bidi="zh_TW"/>
-          </w:rPr>
-          <w:rPr>
-            <w:color w:val="0000EE"/>
-            <w:u w:val="single"/>
-          </w:rPr>
-          <w:t>61</w:t>
-        </w:r>
-      </w:hyperlink>
+      <w:r>
+        <w:rPr>
+          <w:lang w:val="zh_TW" w:bidi="zh_TW"/>
+        </w:rPr>
+        <w:t>61</w:t>
+      </w:r>
       <w:r>
         <w:rPr>
           <w:lang w:val="zh_TW" w:bidi="zh_TW"/>
         </w:rPr>
         <w:t>，</w:t>
       </w:r>
-      <w:hyperlink r:id="rId19">
-        <w:r>
-          <w:rPr>
-            <w:lang w:val="zh_TW" w:bidi="zh_TW"/>
-          </w:rPr>
-          <w:rPr>
-            <w:color w:val="0000EE"/>
-            <w:u w:val="single"/>
-          </w:rPr>
-          <w:t>72</w:t>
-        </w:r>
-      </w:hyperlink>
+      <w:r>
+        <w:rPr>
+          <w:lang w:val="zh_TW" w:bidi="zh_TW"/>
+        </w:rPr>
+        <w:t>72</w:t>
+      </w:r>
       <w:r>
         <w:rPr>
           <w:lang w:val="zh_TW" w:bidi="zh_TW"/>
         </w:rPr>
         <w:t>，</w:t>
       </w:r>
-      <w:hyperlink r:id="rId20">
-        <w:r>
-          <w:rPr>
-            <w:lang w:val="zh_TW" w:bidi="zh_TW"/>
-          </w:rPr>
-          <w:rPr>
-            <w:color w:val="0000EE"/>
-            <w:u w:val="single"/>
-          </w:rPr>
-          <w:t>89</w:t>
-        </w:r>
-      </w:hyperlink>
+      <w:r>
+        <w:rPr>
+          <w:lang w:val="zh_TW" w:bidi="zh_TW"/>
+        </w:rPr>
+        <w:t>89</w:t>
+      </w:r>
       <w:r>
         <w:rPr>
           <w:lang w:val="zh_TW" w:bidi="zh_TW"/>
         </w:rPr>
         <w:t>，</w:t>
       </w:r>
-      <w:hyperlink r:id="rId21">
-        <w:r>
-          <w:rPr>
-            <w:lang w:val="zh_TW" w:bidi="zh_TW"/>
-          </w:rPr>
-          <w:rPr>
-            <w:color w:val="0000EE"/>
-            <w:u w:val="single"/>
-          </w:rPr>
-          <w:t>101</w:t>
-        </w:r>
-      </w:hyperlink>
+      <w:r>
+        <w:rPr>
+          <w:lang w:val="zh_TW" w:bidi="zh_TW"/>
+        </w:rPr>
+        <w:t>101</w:t>
+      </w:r>
       <w:r>
         <w:rPr>
           <w:lang w:val="zh_TW" w:bidi="zh_TW"/>
         </w:rPr>
         <w:t>，</w:t>
       </w:r>
-      <w:hyperlink r:id="rId22">
-        <w:r>
-          <w:rPr>
-            <w:lang w:val="zh_TW" w:bidi="zh_TW"/>
-          </w:rPr>
-          <w:rPr>
-            <w:color w:val="0000EE"/>
-            <w:u w:val="single"/>
-          </w:rPr>
-          <w:t>110</w:t>
-        </w:r>
-      </w:hyperlink>
+      <w:r>
+        <w:rPr>
+          <w:lang w:val="zh_TW" w:bidi="zh_TW"/>
+        </w:rPr>
+        <w:t>110</w:t>
+      </w:r>
       <w:r>
         <w:rPr>
           <w:lang w:val="zh_TW" w:bidi="zh_TW"/>
         </w:rPr>
         <w:t>，</w:t>
       </w:r>
-      <w:hyperlink r:id="rId23">
-        <w:r>
-          <w:rPr>
-            <w:lang w:val="zh_TW" w:bidi="zh_TW"/>
-          </w:rPr>
-          <w:rPr>
-            <w:color w:val="0000EE"/>
-            <w:u w:val="single"/>
-          </w:rPr>
-          <w:t>132</w:t>
-        </w:r>
-      </w:hyperlink>
+      <w:r>
+        <w:rPr>
+          <w:lang w:val="zh_TW" w:bidi="zh_TW"/>
+        </w:rPr>
+        <w:t>132</w:t>
+      </w:r>
       <w:r>
         <w:rPr>
           <w:lang w:val="zh_TW" w:bidi="zh_TW"/>
         </w:rPr>
         <w:t>，</w:t>
       </w:r>
-      <w:hyperlink r:id="rId24">
-        <w:r>
-          <w:rPr>
-            <w:lang w:val="zh_TW" w:bidi="zh_TW"/>
-          </w:rPr>
-          <w:rPr>
-            <w:color w:val="0000EE"/>
-            <w:u w:val="single"/>
-          </w:rPr>
-          <w:t>144</w:t>
-        </w:r>
-      </w:hyperlink>
+      <w:r>
+        <w:rPr>
+          <w:lang w:val="zh_TW" w:bidi="zh_TW"/>
+        </w:rPr>
+        <w:t>144</w:t>
+      </w:r>
       <w:r>
         <w:rPr>
           <w:lang w:val="zh_TW" w:bidi="zh_TW"/>
         </w:rPr>
         <w:t>；</w:t>
       </w:r>
-      <w:hyperlink r:id="rId33">
-        <w:r>
-          <w:rPr>
-            <w:lang w:val="zh_TW" w:bidi="zh_TW"/>
-          </w:rPr>
-          <w:rPr>
-            <w:color w:val="0000EE"/>
-            <w:u w:val="single"/>
-          </w:rPr>
-          <w:t>徒2:34–35</w:t>
-        </w:r>
-      </w:hyperlink>
+      <w:r>
+        <w:rPr>
+          <w:lang w:val="zh_TW" w:bidi="zh_TW"/>
+        </w:rPr>
+        <w:t>徒2:34–35</w:t>
+      </w:r>
       <w:r>
         <w:rPr>
           <w:lang w:val="zh_TW" w:bidi="zh_TW"/>
         </w:rPr>
         <w:t>，</w:t>
       </w:r>
-      <w:hyperlink r:id="rId28">
-        <w:r>
-          <w:rPr>
-            <w:lang w:val="zh_TW" w:bidi="zh_TW"/>
-          </w:rPr>
-          <w:rPr>
-            <w:color w:val="0000EE"/>
-            <w:u w:val="single"/>
-          </w:rPr>
-          <w:t>13:33</w:t>
-        </w:r>
-      </w:hyperlink>
+      <w:r>
+        <w:rPr>
+          <w:lang w:val="zh_TW" w:bidi="zh_TW"/>
+        </w:rPr>
+        <w:t>13:33</w:t>
+      </w:r>
       <w:r>
         <w:rPr>
           <w:lang w:val="zh_TW" w:bidi="zh_TW"/>
         </w:rPr>
         <w:t>；</w:t>
       </w:r>
-      <w:hyperlink r:id="rId29">
-        <w:r>
-          <w:rPr>
-            <w:lang w:val="zh_TW" w:bidi="zh_TW"/>
-          </w:rPr>
-          <w:rPr>
-            <w:color w:val="0000EE"/>
-            <w:u w:val="single"/>
-          </w:rPr>
-          <w:t>來1:5</w:t>
-        </w:r>
-      </w:hyperlink>
+      <w:r>
+        <w:rPr>
+          <w:lang w:val="zh_TW" w:bidi="zh_TW"/>
+        </w:rPr>
+        <w:t>來1:5</w:t>
+      </w:r>
       <w:r>
         <w:rPr>
           <w:lang w:val="zh_TW" w:bidi="zh_TW"/>
         </w:rPr>
         <w:t>、</w:t>
       </w:r>
-      <w:hyperlink r:id="rId34">
-        <w:r>
-          <w:rPr>
-            <w:lang w:val="zh_TW" w:bidi="zh_TW"/>
-          </w:rPr>
-          <w:rPr>
-            <w:color w:val="0000EE"/>
-            <w:u w:val="single"/>
-          </w:rPr>
-          <w:t>13</w:t>
-        </w:r>
-      </w:hyperlink>
+      <w:r>
+        <w:rPr>
+          <w:lang w:val="zh_TW" w:bidi="zh_TW"/>
+        </w:rPr>
+        <w:t>13</w:t>
+      </w:r>
       <w:r>
         <w:rPr>
           <w:lang w:val="zh_TW" w:bidi="zh_TW"/>
         </w:rPr>
         <w:t>，</w:t>
       </w:r>
-      <w:hyperlink r:id="rId35">
-        <w:r>
-          <w:rPr>
-            <w:lang w:val="zh_TW" w:bidi="zh_TW"/>
-          </w:rPr>
-          <w:rPr>
-            <w:color w:val="0000EE"/>
-            <w:u w:val="single"/>
-          </w:rPr>
-          <w:t>5:5–10</w:t>
-        </w:r>
-      </w:hyperlink>
+      <w:r>
+        <w:rPr>
+          <w:lang w:val="zh_TW" w:bidi="zh_TW"/>
+        </w:rPr>
+        <w:t>5:5–10</w:t>
+      </w:r>
       <w:r>
         <w:rPr>
           <w:lang w:val="zh_TW" w:bidi="zh_TW"/>
